--- a/14. IPL API using FastAPI/1.docx
+++ b/14. IPL API using FastAPI/1.docx
@@ -11,7 +11,6 @@
           <w:lang w:val="en-US"/>
         </w:rPr>
       </w:pPr>
-      <w:proofErr w:type="gramStart"/>
       <w:r>
         <w:rPr>
           <w:rFonts w:ascii="Cambria" w:hAnsi="Cambria"/>
@@ -28,17 +27,7 @@
           <w:szCs w:val="28"/>
           <w:lang w:val="en-US"/>
         </w:rPr>
-        <w:t>:-</w:t>
-      </w:r>
-      <w:proofErr w:type="gramEnd"/>
-      <w:r>
-        <w:rPr>
-          <w:rFonts w:ascii="Cambria" w:hAnsi="Cambria"/>
-          <w:sz w:val="28"/>
-          <w:szCs w:val="28"/>
-          <w:lang w:val="en-US"/>
-        </w:rPr>
-        <w:t xml:space="preserve"> </w:t>
+        <w:t xml:space="preserve">:- </w:t>
       </w:r>
     </w:p>
     <w:p>
@@ -122,7 +111,6 @@
           <w:lang w:val="en-US"/>
         </w:rPr>
       </w:pPr>
-      <w:proofErr w:type="spellStart"/>
       <w:r>
         <w:rPr>
           <w:rFonts w:ascii="Cambria" w:hAnsi="Cambria"/>
@@ -130,17 +118,7 @@
           <w:szCs w:val="28"/>
           <w:lang w:val="en-US"/>
         </w:rPr>
-        <w:t>Batmans</w:t>
-      </w:r>
-      <w:proofErr w:type="spellEnd"/>
-      <w:r>
-        <w:rPr>
-          <w:rFonts w:ascii="Cambria" w:hAnsi="Cambria"/>
-          <w:sz w:val="28"/>
-          <w:szCs w:val="28"/>
-          <w:lang w:val="en-US"/>
-        </w:rPr>
-        <w:t xml:space="preserve"> Record</w:t>
+        <w:t>Team-Record</w:t>
       </w:r>
     </w:p>
     <w:p>
@@ -157,18 +135,19 @@
           <w:lang w:val="en-US"/>
         </w:rPr>
       </w:pPr>
-      <w:r>
-        <w:rPr>
-          <w:rFonts w:ascii="Cambria" w:hAnsi="Cambria"/>
+    </w:p>
+    <w:p>
+      <w:pPr>
+        <w:rPr>
+          <w:rFonts w:ascii="Cambria" w:hAnsi="Cambria"/>
+          <w:b/>
+          <w:bCs/>
           <w:sz w:val="28"/>
           <w:szCs w:val="28"/>
           <w:lang w:val="en-US"/>
         </w:rPr>
-        <w:t>Bowler Record</w:t>
-      </w:r>
-    </w:p>
-    <w:p>
-      <w:pPr>
+      </w:pPr>
+      <w:r>
         <w:rPr>
           <w:rFonts w:ascii="Cambria" w:hAnsi="Cambria"/>
           <w:b/>
@@ -177,31 +156,8 @@
           <w:szCs w:val="28"/>
           <w:lang w:val="en-US"/>
         </w:rPr>
-      </w:pPr>
-      <w:r>
-        <w:rPr>
-          <w:rFonts w:ascii="Cambria" w:hAnsi="Cambria"/>
-          <w:b/>
-          <w:bCs/>
-          <w:sz w:val="28"/>
-          <w:szCs w:val="28"/>
-          <w:lang w:val="en-US"/>
-        </w:rPr>
-        <w:t xml:space="preserve">Features </w:t>
-      </w:r>
-      <w:proofErr w:type="gramStart"/>
-      <w:r>
-        <w:rPr>
-          <w:rFonts w:ascii="Cambria" w:hAnsi="Cambria"/>
-          <w:b/>
-          <w:bCs/>
-          <w:sz w:val="28"/>
-          <w:szCs w:val="28"/>
-          <w:lang w:val="en-US"/>
-        </w:rPr>
-        <w:t>Details:-</w:t>
-      </w:r>
-      <w:proofErr w:type="gramEnd"/>
+        <w:t>Features Details:-</w:t>
+      </w:r>
     </w:p>
     <w:p>
       <w:pPr>
